--- a/MyCV.docx
+++ b/MyCV.docx
@@ -2775,7 +2775,7 @@
                                 </w:numPr>
                                 <w:bidi/>
                                 <w:rPr>
-                                  <w:rFonts w:cs="B Nazanin" w:hint="cs"/>
+                                  <w:rFonts w:cs="B Nazanin"/>
                                   <w:b/>
                                   <w:bCs/>
                                   <w:sz w:val="22"/>
@@ -3082,7 +3082,7 @@
                                 <w:pPr>
                                   <w:bidi/>
                                   <w:rPr>
-                                    <w:rFonts w:cs="B Yekan" w:hint="cs"/>
+                                    <w:rFonts w:cs="B Yekan"/>
                                     <w:b/>
                                     <w:bCs/>
                                     <w:sz w:val="40"/>
@@ -3197,31 +3197,7 @@
                                   <w:u w:val="single"/>
                                   <w:rtl/>
                                 </w:rPr>
-                                <w:t>آنلاین</w:t>
-                              </w:r>
-                              <w:r>
-                                <w:rPr>
-                                  <w:rFonts w:cs="B Nazanin" w:hint="cs"/>
-                                  <w:b/>
-                                  <w:bCs/>
-                                  <w:sz w:val="28"/>
-                                  <w:szCs w:val="28"/>
-                                  <w:u w:val="single"/>
-                                  <w:rtl/>
-                                </w:rPr>
-                                <w:t xml:space="preserve"> </w:t>
-                              </w:r>
-                              <w:r>
-                                <w:rPr>
-                                  <w:rFonts w:cs="B Nazanin" w:hint="cs"/>
-                                  <w:b/>
-                                  <w:bCs/>
-                                  <w:sz w:val="28"/>
-                                  <w:szCs w:val="28"/>
-                                  <w:u w:val="single"/>
-                                  <w:rtl/>
-                                </w:rPr>
-                                <w:t>:</w:t>
+                                <w:t>آنلاین :</w:t>
                               </w:r>
                             </w:p>
                             <w:p>
@@ -4295,7 +4271,7 @@
                                 </w:numPr>
                                 <w:bidi/>
                                 <w:rPr>
-                                  <w:rFonts w:cs="B Nazanin" w:hint="cs"/>
+                                  <w:rFonts w:cs="B Nazanin"/>
                                   <w:b/>
                                   <w:bCs/>
                                   <w:sz w:val="22"/>
@@ -7437,7 +7413,7 @@
                           </w:numPr>
                           <w:bidi/>
                           <w:rPr>
-                            <w:rFonts w:cs="B Nazanin" w:hint="cs"/>
+                            <w:rFonts w:cs="B Nazanin"/>
                             <w:b/>
                             <w:bCs/>
                             <w:sz w:val="22"/>
@@ -7713,7 +7689,7 @@
                           <w:pPr>
                             <w:bidi/>
                             <w:rPr>
-                              <w:rFonts w:cs="B Yekan" w:hint="cs"/>
+                              <w:rFonts w:cs="B Yekan"/>
                               <w:b/>
                               <w:bCs/>
                               <w:sz w:val="40"/>
@@ -7800,31 +7776,7 @@
                             <w:u w:val="single"/>
                             <w:rtl/>
                           </w:rPr>
-                          <w:t>آنلاین</w:t>
-                        </w:r>
-                        <w:r>
-                          <w:rPr>
-                            <w:rFonts w:cs="B Nazanin" w:hint="cs"/>
-                            <w:b/>
-                            <w:bCs/>
-                            <w:sz w:val="28"/>
-                            <w:szCs w:val="28"/>
-                            <w:u w:val="single"/>
-                            <w:rtl/>
-                          </w:rPr>
-                          <w:t xml:space="preserve"> </w:t>
-                        </w:r>
-                        <w:r>
-                          <w:rPr>
-                            <w:rFonts w:cs="B Nazanin" w:hint="cs"/>
-                            <w:b/>
-                            <w:bCs/>
-                            <w:sz w:val="28"/>
-                            <w:szCs w:val="28"/>
-                            <w:u w:val="single"/>
-                            <w:rtl/>
-                          </w:rPr>
-                          <w:t>:</w:t>
+                          <w:t>آنلاین :</w:t>
                         </w:r>
                       </w:p>
                       <w:p>
@@ -8898,7 +8850,7 @@
                           </w:numPr>
                           <w:bidi/>
                           <w:rPr>
-                            <w:rFonts w:cs="B Nazanin" w:hint="cs"/>
+                            <w:rFonts w:cs="B Nazanin"/>
                             <w:b/>
                             <w:bCs/>
                             <w:sz w:val="22"/>
@@ -9478,19 +9430,7 @@
                                   <w:u w:val="single"/>
                                   <w:rtl/>
                                 </w:rPr>
-                                <w:t>بک‌اند</w:t>
-                              </w:r>
-                              <w:r>
-                                <w:rPr>
-                                  <w:rFonts w:cs="B Nazanin" w:hint="cs"/>
-                                  <w:b/>
-                                  <w:bCs/>
-                                  <w:sz w:val="28"/>
-                                  <w:szCs w:val="28"/>
-                                  <w:u w:val="single"/>
-                                  <w:rtl/>
-                                </w:rPr>
-                                <w:t>:</w:t>
+                                <w:t>بک‌اند:</w:t>
                               </w:r>
                             </w:p>
                             <w:p>
@@ -11608,7 +11548,6 @@
                                 </w:rPr>
                                 <w:t xml:space="preserve"> </w:t>
                               </w:r>
-                              <w:proofErr w:type="spellStart"/>
                               <w:r>
                                 <w:rPr>
                                   <w:rFonts w:cs="B Nazanin"/>
@@ -11619,7 +11558,6 @@
                                 </w:rPr>
                                 <w:t>Fastify</w:t>
                               </w:r>
-                              <w:proofErr w:type="spellEnd"/>
                             </w:p>
                             <w:p>
                               <w:pPr>
@@ -11767,7 +11705,7 @@
                                 </w:numPr>
                                 <w:bidi/>
                                 <w:rPr>
-                                  <w:rFonts w:cs="B Nazanin" w:hint="cs"/>
+                                  <w:rFonts w:cs="B Nazanin"/>
                                   <w:b/>
                                   <w:bCs/>
                                   <w:sz w:val="22"/>
@@ -12057,7 +11995,7 @@
                                 <w:pPr>
                                   <w:bidi/>
                                   <w:rPr>
-                                    <w:rFonts w:cs="B Yekan" w:hint="cs"/>
+                                    <w:rFonts w:cs="B Yekan"/>
                                     <w:b/>
                                     <w:bCs/>
                                     <w:sz w:val="36"/>
@@ -12257,19 +12195,7 @@
                             <w:u w:val="single"/>
                             <w:rtl/>
                           </w:rPr>
-                          <w:t>بک‌اند</w:t>
-                        </w:r>
-                        <w:r>
-                          <w:rPr>
-                            <w:rFonts w:cs="B Nazanin" w:hint="cs"/>
-                            <w:b/>
-                            <w:bCs/>
-                            <w:sz w:val="28"/>
-                            <w:szCs w:val="28"/>
-                            <w:u w:val="single"/>
-                            <w:rtl/>
-                          </w:rPr>
-                          <w:t>:</w:t>
+                          <w:t>بک‌اند:</w:t>
                         </w:r>
                       </w:p>
                       <w:p>
@@ -14387,7 +14313,6 @@
                           </w:rPr>
                           <w:t xml:space="preserve"> </w:t>
                         </w:r>
-                        <w:proofErr w:type="spellStart"/>
                         <w:r>
                           <w:rPr>
                             <w:rFonts w:cs="B Nazanin"/>
@@ -14398,7 +14323,6 @@
                           </w:rPr>
                           <w:t>Fastify</w:t>
                         </w:r>
-                        <w:proofErr w:type="spellEnd"/>
                       </w:p>
                       <w:p>
                         <w:pPr>
@@ -14546,7 +14470,7 @@
                           </w:numPr>
                           <w:bidi/>
                           <w:rPr>
-                            <w:rFonts w:cs="B Nazanin" w:hint="cs"/>
+                            <w:rFonts w:cs="B Nazanin"/>
                             <w:b/>
                             <w:bCs/>
                             <w:sz w:val="22"/>
@@ -14805,7 +14729,7 @@
                           <w:pPr>
                             <w:bidi/>
                             <w:rPr>
-                              <w:rFonts w:cs="B Yekan" w:hint="cs"/>
+                              <w:rFonts w:cs="B Yekan"/>
                               <w:b/>
                               <w:bCs/>
                               <w:sz w:val="36"/>
@@ -15135,7 +15059,7 @@
                                 <w:pPr>
                                   <w:bidi/>
                                   <w:rPr>
-                                    <w:rFonts w:cs="B Yekan" w:hint="cs"/>
+                                    <w:rFonts w:cs="B Yekan"/>
                                     <w:b/>
                                     <w:bCs/>
                                     <w:color w:val="808080" w:themeColor="background1" w:themeShade="80"/>
@@ -15270,25 +15194,16 @@
                                   <w:rtl/>
                                   <w:lang w:bidi="fa-IR"/>
                                 </w:rPr>
-                                <w:t xml:space="preserve">محل سکونت: آذربایجان شرقی </w:t>
-                              </w:r>
-                              <w:r>
-                                <w:rPr>
-                                  <w:rFonts w:ascii="Arial" w:hAnsi="Arial" w:cs="Arial" w:hint="cs"/>
+                                <w:t xml:space="preserve">محل سکونت: </w:t>
+                              </w:r>
+                              <w:r>
+                                <w:rPr>
+                                  <w:rFonts w:cs="B Nazanin" w:hint="cs"/>
                                   <w:color w:val="F2F2F2" w:themeColor="background1" w:themeShade="F2"/>
                                   <w:rtl/>
                                   <w:lang w:bidi="fa-IR"/>
                                 </w:rPr>
-                                <w:t>–</w:t>
-                              </w:r>
-                              <w:r>
-                                <w:rPr>
-                                  <w:rFonts w:cs="B Nazanin" w:hint="cs"/>
-                                  <w:color w:val="F2F2F2" w:themeColor="background1" w:themeShade="F2"/>
-                                  <w:rtl/>
-                                  <w:lang w:bidi="fa-IR"/>
-                                </w:rPr>
-                                <w:t xml:space="preserve"> تبریز</w:t>
+                                <w:t>تبریز(قابل تغییر)</w:t>
                               </w:r>
                             </w:p>
                             <w:p>
@@ -15354,19 +15269,16 @@
                                   <w:rtl/>
                                   <w:lang w:bidi="fa-IR"/>
                                 </w:rPr>
-                                <w:t>حقوق درخواستی: از 30 میلیون(</w:t>
-                              </w:r>
-                              <w:proofErr w:type="spellStart"/>
-                              <w:r>
-                                <w:rPr>
-                                  <w:rFonts w:cs="B Nazanin" w:hint="cs"/>
+                                <w:t xml:space="preserve">حقوق درخواستی: از </w:t>
+                              </w:r>
+                              <w:r>
+                                <w:rPr>
+                                  <w:rFonts w:cs="B Nazanin"/>
                                   <w:color w:val="F2F2F2" w:themeColor="background1" w:themeShade="F2"/>
-                                  <w:rtl/>
                                   <w:lang w:bidi="fa-IR"/>
                                 </w:rPr>
-                                <w:t>دورکاری</w:t>
-                              </w:r>
-                              <w:proofErr w:type="spellEnd"/>
+                                <w:t>35</w:t>
+                              </w:r>
                               <w:r>
                                 <w:rPr>
                                   <w:rFonts w:cs="B Nazanin" w:hint="cs"/>
@@ -15374,7 +15286,24 @@
                                   <w:rtl/>
                                   <w:lang w:bidi="fa-IR"/>
                                 </w:rPr>
-                                <w:t>)</w:t>
+                                <w:t xml:space="preserve"> میلیون</w:t>
+                              </w:r>
+                              <w:r>
+                                <w:rPr>
+                                  <w:rFonts w:cs="B Nazanin"/>
+                                  <w:color w:val="F2F2F2" w:themeColor="background1" w:themeShade="F2"/>
+                                  <w:lang w:bidi="fa-IR"/>
+                                </w:rPr>
+                                <w:t xml:space="preserve"> </w:t>
+                              </w:r>
+                              <w:r>
+                                <w:rPr>
+                                  <w:rFonts w:cs="B Nazanin" w:hint="cs"/>
+                                  <w:color w:val="F2F2F2" w:themeColor="background1" w:themeShade="F2"/>
+                                  <w:rtl/>
+                                  <w:lang w:bidi="fa-IR"/>
+                                </w:rPr>
+                                <w:t>(دورکاری)</w:t>
                               </w:r>
                             </w:p>
                             <w:p>
@@ -15398,16 +15327,7 @@
                                   <w:rtl/>
                                   <w:lang w:bidi="fa-IR"/>
                                 </w:rPr>
-                                <w:t>وضعیت تاهل: مجرد</w:t>
-                              </w:r>
-                              <w:r>
-                                <w:rPr>
-                                  <w:rFonts w:cs="B Nazanin" w:hint="cs"/>
-                                  <w:color w:val="F2F2F2" w:themeColor="background1" w:themeShade="F2"/>
-                                  <w:rtl/>
-                                  <w:lang w:bidi="fa-IR"/>
-                                </w:rPr>
-                                <w:t xml:space="preserve"> </w:t>
+                                <w:t xml:space="preserve">وضعیت تاهل: مجرد </w:t>
                               </w:r>
                               <w:r>
                                 <w:rPr>
@@ -15437,7 +15357,7 @@
                                 </w:numPr>
                                 <w:bidi/>
                                 <w:rPr>
-                                  <w:rFonts w:cs="B Nazanin" w:hint="cs"/>
+                                  <w:rFonts w:cs="B Nazanin"/>
                                   <w:color w:val="F2F2F2" w:themeColor="background1" w:themeShade="F2"/>
                                   <w:lang w:bidi="fa-IR"/>
                                 </w:rPr>
@@ -15484,7 +15404,7 @@
                           <w:pPr>
                             <w:bidi/>
                             <w:rPr>
-                              <w:rFonts w:cs="B Yekan" w:hint="cs"/>
+                              <w:rFonts w:cs="B Yekan"/>
                               <w:b/>
                               <w:bCs/>
                               <w:color w:val="808080" w:themeColor="background1" w:themeShade="80"/>
@@ -15598,25 +15518,16 @@
                             <w:rtl/>
                             <w:lang w:bidi="fa-IR"/>
                           </w:rPr>
-                          <w:t xml:space="preserve">محل سکونت: آذربایجان شرقی </w:t>
-                        </w:r>
-                        <w:r>
-                          <w:rPr>
-                            <w:rFonts w:ascii="Arial" w:hAnsi="Arial" w:cs="Arial" w:hint="cs"/>
+                          <w:t xml:space="preserve">محل سکونت: </w:t>
+                        </w:r>
+                        <w:r>
+                          <w:rPr>
+                            <w:rFonts w:cs="B Nazanin" w:hint="cs"/>
                             <w:color w:val="F2F2F2" w:themeColor="background1" w:themeShade="F2"/>
                             <w:rtl/>
                             <w:lang w:bidi="fa-IR"/>
                           </w:rPr>
-                          <w:t>–</w:t>
-                        </w:r>
-                        <w:r>
-                          <w:rPr>
-                            <w:rFonts w:cs="B Nazanin" w:hint="cs"/>
-                            <w:color w:val="F2F2F2" w:themeColor="background1" w:themeShade="F2"/>
-                            <w:rtl/>
-                            <w:lang w:bidi="fa-IR"/>
-                          </w:rPr>
-                          <w:t xml:space="preserve"> تبریز</w:t>
+                          <w:t>تبریز(قابل تغییر)</w:t>
                         </w:r>
                       </w:p>
                       <w:p>
@@ -15682,19 +15593,16 @@
                             <w:rtl/>
                             <w:lang w:bidi="fa-IR"/>
                           </w:rPr>
-                          <w:t>حقوق درخواستی: از 30 میلیون(</w:t>
-                        </w:r>
-                        <w:proofErr w:type="spellStart"/>
-                        <w:r>
-                          <w:rPr>
-                            <w:rFonts w:cs="B Nazanin" w:hint="cs"/>
+                          <w:t xml:space="preserve">حقوق درخواستی: از </w:t>
+                        </w:r>
+                        <w:r>
+                          <w:rPr>
+                            <w:rFonts w:cs="B Nazanin"/>
                             <w:color w:val="F2F2F2" w:themeColor="background1" w:themeShade="F2"/>
-                            <w:rtl/>
                             <w:lang w:bidi="fa-IR"/>
                           </w:rPr>
-                          <w:t>دورکاری</w:t>
-                        </w:r>
-                        <w:proofErr w:type="spellEnd"/>
+                          <w:t>35</w:t>
+                        </w:r>
                         <w:r>
                           <w:rPr>
                             <w:rFonts w:cs="B Nazanin" w:hint="cs"/>
@@ -15702,7 +15610,24 @@
                             <w:rtl/>
                             <w:lang w:bidi="fa-IR"/>
                           </w:rPr>
-                          <w:t>)</w:t>
+                          <w:t xml:space="preserve"> میلیون</w:t>
+                        </w:r>
+                        <w:r>
+                          <w:rPr>
+                            <w:rFonts w:cs="B Nazanin"/>
+                            <w:color w:val="F2F2F2" w:themeColor="background1" w:themeShade="F2"/>
+                            <w:lang w:bidi="fa-IR"/>
+                          </w:rPr>
+                          <w:t xml:space="preserve"> </w:t>
+                        </w:r>
+                        <w:r>
+                          <w:rPr>
+                            <w:rFonts w:cs="B Nazanin" w:hint="cs"/>
+                            <w:color w:val="F2F2F2" w:themeColor="background1" w:themeShade="F2"/>
+                            <w:rtl/>
+                            <w:lang w:bidi="fa-IR"/>
+                          </w:rPr>
+                          <w:t>(دورکاری)</w:t>
                         </w:r>
                       </w:p>
                       <w:p>
@@ -15726,16 +15651,7 @@
                             <w:rtl/>
                             <w:lang w:bidi="fa-IR"/>
                           </w:rPr>
-                          <w:t>وضعیت تاهل: مجرد</w:t>
-                        </w:r>
-                        <w:r>
-                          <w:rPr>
-                            <w:rFonts w:cs="B Nazanin" w:hint="cs"/>
-                            <w:color w:val="F2F2F2" w:themeColor="background1" w:themeShade="F2"/>
-                            <w:rtl/>
-                            <w:lang w:bidi="fa-IR"/>
-                          </w:rPr>
-                          <w:t xml:space="preserve"> </w:t>
+                          <w:t xml:space="preserve">وضعیت تاهل: مجرد </w:t>
                         </w:r>
                         <w:r>
                           <w:rPr>
@@ -15765,7 +15681,7 @@
                           </w:numPr>
                           <w:bidi/>
                           <w:rPr>
-                            <w:rFonts w:cs="B Nazanin" w:hint="cs"/>
+                            <w:rFonts w:cs="B Nazanin"/>
                             <w:color w:val="F2F2F2" w:themeColor="background1" w:themeShade="F2"/>
                             <w:lang w:bidi="fa-IR"/>
                           </w:rPr>
@@ -15922,7 +15838,7 @@
                               <w:bidi/>
                               <w:jc w:val="center"/>
                               <w:rPr>
-                                <w:rFonts w:cs="B Nazanin" w:hint="cs"/>
+                                <w:rFonts w:cs="B Nazanin"/>
                                 <w:color w:val="F2F2F2" w:themeColor="background1" w:themeShade="F2"/>
                                 <w:rtl/>
                                 <w:lang w:bidi="fa-IR"/>
@@ -15934,15 +15850,7 @@
                                 <w:color w:val="F2F2F2" w:themeColor="background1" w:themeShade="F2"/>
                                 <w:lang w:bidi="fa-IR"/>
                               </w:rPr>
-                              <w:t>https://dev-mrjalali.github.i</w:t>
-                            </w:r>
-                            <w:r>
-                              <w:rPr>
-                                <w:rFonts w:cs="B Nazanin"/>
-                                <w:color w:val="F2F2F2" w:themeColor="background1" w:themeShade="F2"/>
-                                <w:lang w:bidi="fa-IR"/>
-                              </w:rPr>
-                              <w:t>o</w:t>
+                              <w:t>https://dev-mrjalali.github.io</w:t>
                             </w:r>
                           </w:p>
                         </w:txbxContent>
@@ -15976,7 +15884,7 @@
                         <w:bidi/>
                         <w:jc w:val="center"/>
                         <w:rPr>
-                          <w:rFonts w:cs="B Nazanin" w:hint="cs"/>
+                          <w:rFonts w:cs="B Nazanin"/>
                           <w:color w:val="F2F2F2" w:themeColor="background1" w:themeShade="F2"/>
                           <w:rtl/>
                           <w:lang w:bidi="fa-IR"/>
@@ -15988,15 +15896,7 @@
                           <w:color w:val="F2F2F2" w:themeColor="background1" w:themeShade="F2"/>
                           <w:lang w:bidi="fa-IR"/>
                         </w:rPr>
-                        <w:t>https://dev-mrjalali.github.i</w:t>
-                      </w:r>
-                      <w:r>
-                        <w:rPr>
-                          <w:rFonts w:cs="B Nazanin"/>
-                          <w:color w:val="F2F2F2" w:themeColor="background1" w:themeShade="F2"/>
-                          <w:lang w:bidi="fa-IR"/>
-                        </w:rPr>
-                        <w:t>o</w:t>
+                        <w:t>https://dev-mrjalali.github.io</w:t>
                       </w:r>
                     </w:p>
                   </w:txbxContent>
@@ -16103,7 +16003,7 @@
                                 <w:pPr>
                                   <w:bidi/>
                                   <w:rPr>
-                                    <w:rFonts w:cs="B Yekan" w:hint="cs"/>
+                                    <w:rFonts w:cs="B Yekan"/>
                                     <w:b/>
                                     <w:bCs/>
                                     <w:color w:val="808080" w:themeColor="background1" w:themeShade="80"/>
@@ -16206,7 +16106,7 @@
                                 </w:numPr>
                                 <w:bidi/>
                                 <w:rPr>
-                                  <w:rFonts w:cs="B Nazanin" w:hint="cs"/>
+                                  <w:rFonts w:cs="B Nazanin"/>
                                   <w:color w:val="F2F2F2" w:themeColor="background1" w:themeShade="F2"/>
                                   <w:lang w:bidi="fa-IR"/>
                                 </w:rPr>
@@ -16274,7 +16174,7 @@
                           <w:pPr>
                             <w:bidi/>
                             <w:rPr>
-                              <w:rFonts w:cs="B Yekan" w:hint="cs"/>
+                              <w:rFonts w:cs="B Yekan"/>
                               <w:b/>
                               <w:bCs/>
                               <w:color w:val="808080" w:themeColor="background1" w:themeShade="80"/>
@@ -16356,7 +16256,7 @@
                           </w:numPr>
                           <w:bidi/>
                           <w:rPr>
-                            <w:rFonts w:cs="B Nazanin" w:hint="cs"/>
+                            <w:rFonts w:cs="B Nazanin"/>
                             <w:color w:val="F2F2F2" w:themeColor="background1" w:themeShade="F2"/>
                             <w:lang w:bidi="fa-IR"/>
                           </w:rPr>
@@ -16494,7 +16394,7 @@
                                 <w:pPr>
                                   <w:bidi/>
                                   <w:rPr>
-                                    <w:rFonts w:cs="B Yekan" w:hint="cs"/>
+                                    <w:rFonts w:cs="B Yekan"/>
                                     <w:b/>
                                     <w:bCs/>
                                     <w:color w:val="808080" w:themeColor="background1" w:themeShade="80"/>
@@ -16845,7 +16745,7 @@
                           <w:pPr>
                             <w:bidi/>
                             <w:rPr>
-                              <w:rFonts w:cs="B Yekan" w:hint="cs"/>
+                              <w:rFonts w:cs="B Yekan"/>
                               <w:b/>
                               <w:bCs/>
                               <w:color w:val="808080" w:themeColor="background1" w:themeShade="80"/>
@@ -17206,7 +17106,7 @@
                                 <w:bidi/>
                                 <w:jc w:val="center"/>
                                 <w:rPr>
-                                  <w:rFonts w:cs="B Nazanin" w:hint="cs"/>
+                                  <w:rFonts w:cs="B Nazanin"/>
                                   <w:b/>
                                   <w:bCs/>
                                   <w:color w:val="F2F2F2" w:themeColor="background1" w:themeShade="F2"/>
@@ -17262,7 +17162,7 @@
                                 <w:bidi/>
                                 <w:jc w:val="center"/>
                                 <w:rPr>
-                                  <w:rFonts w:cs="B Nazanin" w:hint="cs"/>
+                                  <w:rFonts w:cs="B Nazanin"/>
                                   <w:color w:val="7F7F7F" w:themeColor="text1" w:themeTint="80"/>
                                   <w:rtl/>
                                   <w:lang w:bidi="fa-IR"/>
@@ -17275,39 +17175,8 @@
                                   <w:rtl/>
                                   <w:lang w:bidi="fa-IR"/>
                                 </w:rPr>
-                                <w:t xml:space="preserve">توسعه دهنده ارشد </w:t>
-                              </w:r>
-                              <w:proofErr w:type="spellStart"/>
-                              <w:r>
-                                <w:rPr>
-                                  <w:rFonts w:cs="B Nazanin" w:hint="cs"/>
-                                  <w:color w:val="7F7F7F" w:themeColor="text1" w:themeTint="80"/>
-                                  <w:rtl/>
-                                  <w:lang w:bidi="fa-IR"/>
-                                </w:rPr>
-                                <w:t>بک</w:t>
-                              </w:r>
-                              <w:proofErr w:type="spellEnd"/>
-                              <w:r>
-                                <w:rPr>
-                                  <w:rFonts w:cs="B Nazanin" w:hint="cs"/>
-                                  <w:color w:val="7F7F7F" w:themeColor="text1" w:themeTint="80"/>
-                                  <w:rtl/>
-                                  <w:lang w:bidi="fa-IR"/>
-                                </w:rPr>
-                                <w:t xml:space="preserve"> </w:t>
-                              </w:r>
-                              <w:proofErr w:type="spellStart"/>
-                              <w:r>
-                                <w:rPr>
-                                  <w:rFonts w:cs="B Nazanin" w:hint="cs"/>
-                                  <w:color w:val="7F7F7F" w:themeColor="text1" w:themeTint="80"/>
-                                  <w:rtl/>
-                                  <w:lang w:bidi="fa-IR"/>
-                                </w:rPr>
-                                <w:t>اند</w:t>
-                              </w:r>
-                              <w:proofErr w:type="spellEnd"/>
+                                <w:t>توسعه دهنده ارشد بک اند</w:t>
+                              </w:r>
                               <w:r>
                                 <w:rPr>
                                   <w:rFonts w:cs="B Nazanin"/>
@@ -17325,7 +17194,6 @@
                                 </w:rPr>
                                 <w:t>(</w:t>
                               </w:r>
-                              <w:proofErr w:type="spellStart"/>
                               <w:r>
                                 <w:rPr>
                                   <w:rFonts w:cs="Calibri"/>
@@ -17342,7 +17210,6 @@
                                 </w:rPr>
                                 <w:t>ython,Django</w:t>
                               </w:r>
-                              <w:proofErr w:type="spellEnd"/>
                               <w:r>
                                 <w:rPr>
                                   <w:rFonts w:cs="B Nazanin" w:hint="cs"/>
@@ -17382,7 +17249,7 @@
                           <w:bidi/>
                           <w:jc w:val="center"/>
                           <w:rPr>
-                            <w:rFonts w:cs="B Nazanin" w:hint="cs"/>
+                            <w:rFonts w:cs="B Nazanin"/>
                             <w:b/>
                             <w:bCs/>
                             <w:color w:val="F2F2F2" w:themeColor="background1" w:themeShade="F2"/>
@@ -17417,7 +17284,7 @@
                           <w:bidi/>
                           <w:jc w:val="center"/>
                           <w:rPr>
-                            <w:rFonts w:cs="B Nazanin" w:hint="cs"/>
+                            <w:rFonts w:cs="B Nazanin"/>
                             <w:color w:val="7F7F7F" w:themeColor="text1" w:themeTint="80"/>
                             <w:rtl/>
                             <w:lang w:bidi="fa-IR"/>
@@ -17430,39 +17297,8 @@
                             <w:rtl/>
                             <w:lang w:bidi="fa-IR"/>
                           </w:rPr>
-                          <w:t xml:space="preserve">توسعه دهنده ارشد </w:t>
-                        </w:r>
-                        <w:proofErr w:type="spellStart"/>
-                        <w:r>
-                          <w:rPr>
-                            <w:rFonts w:cs="B Nazanin" w:hint="cs"/>
-                            <w:color w:val="7F7F7F" w:themeColor="text1" w:themeTint="80"/>
-                            <w:rtl/>
-                            <w:lang w:bidi="fa-IR"/>
-                          </w:rPr>
-                          <w:t>بک</w:t>
-                        </w:r>
-                        <w:proofErr w:type="spellEnd"/>
-                        <w:r>
-                          <w:rPr>
-                            <w:rFonts w:cs="B Nazanin" w:hint="cs"/>
-                            <w:color w:val="7F7F7F" w:themeColor="text1" w:themeTint="80"/>
-                            <w:rtl/>
-                            <w:lang w:bidi="fa-IR"/>
-                          </w:rPr>
-                          <w:t xml:space="preserve"> </w:t>
-                        </w:r>
-                        <w:proofErr w:type="spellStart"/>
-                        <w:r>
-                          <w:rPr>
-                            <w:rFonts w:cs="B Nazanin" w:hint="cs"/>
-                            <w:color w:val="7F7F7F" w:themeColor="text1" w:themeTint="80"/>
-                            <w:rtl/>
-                            <w:lang w:bidi="fa-IR"/>
-                          </w:rPr>
-                          <w:t>اند</w:t>
-                        </w:r>
-                        <w:proofErr w:type="spellEnd"/>
+                          <w:t>توسعه دهنده ارشد بک اند</w:t>
+                        </w:r>
                         <w:r>
                           <w:rPr>
                             <w:rFonts w:cs="B Nazanin"/>
@@ -17480,7 +17316,6 @@
                           </w:rPr>
                           <w:t>(</w:t>
                         </w:r>
-                        <w:proofErr w:type="spellStart"/>
                         <w:r>
                           <w:rPr>
                             <w:rFonts w:cs="Calibri"/>
@@ -17497,7 +17332,6 @@
                           </w:rPr>
                           <w:t>ython,Django</w:t>
                         </w:r>
-                        <w:proofErr w:type="spellEnd"/>
                         <w:r>
                           <w:rPr>
                             <w:rFonts w:cs="B Nazanin" w:hint="cs"/>
@@ -19250,6 +19084,7 @@
   <w:style w:type="character" w:default="1" w:styleId="DefaultParagraphFont">
     <w:name w:val="Default Paragraph Font"/>
     <w:uiPriority w:val="1"/>
+    <w:semiHidden/>
     <w:unhideWhenUsed/>
   </w:style>
   <w:style w:type="table" w:default="1" w:styleId="TableNormal">
